--- a/articles/DFNN/FFNN.docx
+++ b/articles/DFNN/FFNN.docx
@@ -1259,8 +1259,8 @@
       <w:pPr>
         <w:rPr>
           <w:rFonts w:eastAsiaTheme="minorEastAsia"/>
-          <w:sz w:val="44"/>
-          <w:szCs w:val="44"/>
+          <w:sz w:val="48"/>
+          <w:szCs w:val="48"/>
         </w:rPr>
       </w:pPr>
       <m:oMathPara>
@@ -1316,8 +1316,8 @@
           <m:r>
             <w:rPr>
               <w:rFonts w:ascii="Cambria Math" w:hAnsi="Cambria Math"/>
-              <w:sz w:val="44"/>
-              <w:szCs w:val="44"/>
+              <w:sz w:val="48"/>
+              <w:szCs w:val="48"/>
             </w:rPr>
             <m:t>=</m:t>
           </m:r>
@@ -1372,8 +1372,8 @@
           <m:r>
             <w:rPr>
               <w:rFonts w:ascii="Cambria Math" w:hAnsi="Cambria Math"/>
-              <w:sz w:val="44"/>
-              <w:szCs w:val="44"/>
+              <w:sz w:val="48"/>
+              <w:szCs w:val="48"/>
             </w:rPr>
             <m:t xml:space="preserve"> </m:t>
           </m:r>
@@ -1428,8 +1428,8 @@
           <m:r>
             <w:rPr>
               <w:rFonts w:ascii="Cambria Math" w:hAnsi="Cambria Math"/>
-              <w:sz w:val="44"/>
-              <w:szCs w:val="44"/>
+              <w:sz w:val="48"/>
+              <w:szCs w:val="48"/>
             </w:rPr>
             <m:t>+</m:t>
           </m:r>
@@ -1488,140 +1488,105 @@
       <w:pPr>
         <w:rPr>
           <w:rFonts w:eastAsiaTheme="minorEastAsia"/>
-          <w:sz w:val="44"/>
-          <w:szCs w:val="44"/>
+          <w:sz w:val="48"/>
+          <w:szCs w:val="48"/>
         </w:rPr>
       </w:pPr>
       <m:oMath>
-        <m:sSubSup>
-          <m:sSubSupPr>
+        <m:sSup>
+          <m:sSupPr>
             <m:ctrlPr>
               <w:rPr>
                 <w:rFonts w:ascii="Cambria Math" w:hAnsi="Cambria Math"/>
                 <w:i/>
-                <w:sz w:val="52"/>
-                <w:szCs w:val="52"/>
+                <w:sz w:val="48"/>
+                <w:szCs w:val="48"/>
               </w:rPr>
             </m:ctrlPr>
-          </m:sSubSupPr>
+          </m:sSupPr>
           <m:e>
             <m:r>
               <w:rPr>
                 <w:rFonts w:ascii="Cambria Math" w:hAnsi="Cambria Math"/>
-                <w:sz w:val="52"/>
-                <w:szCs w:val="52"/>
+                <w:sz w:val="48"/>
+                <w:szCs w:val="48"/>
               </w:rPr>
-              <m:t xml:space="preserve">                  a</m:t>
+              <m:t xml:space="preserve">                   </m:t>
             </m:r>
-          </m:e>
-          <m:sub>
             <m:r>
               <w:rPr>
                 <w:rFonts w:ascii="Cambria Math" w:hAnsi="Cambria Math"/>
-                <w:sz w:val="52"/>
-                <w:szCs w:val="52"/>
+                <w:sz w:val="48"/>
+                <w:szCs w:val="48"/>
               </w:rPr>
-              <m:t>j,i</m:t>
+              <m:t xml:space="preserve"> </m:t>
             </m:r>
-          </m:sub>
+            <m:r>
+              <w:rPr>
+                <w:rFonts w:ascii="Cambria Math" w:hAnsi="Cambria Math"/>
+                <w:sz w:val="48"/>
+                <w:szCs w:val="48"/>
+              </w:rPr>
+              <m:t>A</m:t>
+            </m:r>
+          </m:e>
           <m:sup>
-            <m:d>
-              <m:dPr>
-                <m:begChr m:val="["/>
-                <m:endChr m:val="]"/>
-                <m:ctrlPr>
-                  <w:rPr>
-                    <w:rFonts w:ascii="Cambria Math" w:hAnsi="Cambria Math"/>
-                    <w:i/>
-                    <w:sz w:val="52"/>
-                    <w:szCs w:val="52"/>
-                  </w:rPr>
-                </m:ctrlPr>
-              </m:dPr>
-              <m:e>
-                <m:r>
-                  <w:rPr>
-                    <w:rFonts w:ascii="Cambria Math" w:hAnsi="Cambria Math"/>
-                    <w:sz w:val="52"/>
-                    <w:szCs w:val="52"/>
-                  </w:rPr>
-                  <m:t>l</m:t>
-                </m:r>
-              </m:e>
-            </m:d>
+            <m:r>
+              <w:rPr>
+                <w:rFonts w:ascii="Cambria Math" w:hAnsi="Cambria Math"/>
+                <w:sz w:val="48"/>
+                <w:szCs w:val="48"/>
+              </w:rPr>
+              <m:t>[l]</m:t>
+            </m:r>
           </m:sup>
-        </m:sSubSup>
+        </m:sSup>
         <m:r>
           <w:rPr>
             <w:rFonts w:ascii="Cambria Math" w:eastAsiaTheme="minorEastAsia" w:hAnsi="Cambria Math"/>
-            <w:sz w:val="36"/>
-            <w:szCs w:val="36"/>
+            <w:sz w:val="48"/>
+            <w:szCs w:val="48"/>
           </w:rPr>
           <m:t>=</m:t>
         </m:r>
-        <m:sSubSup>
-          <m:sSubSupPr>
+        <m:sSup>
+          <m:sSupPr>
             <m:ctrlPr>
               <w:rPr>
                 <w:rFonts w:ascii="Cambria Math" w:hAnsi="Cambria Math"/>
                 <w:i/>
-                <w:sz w:val="52"/>
-                <w:szCs w:val="52"/>
+                <w:sz w:val="48"/>
+                <w:szCs w:val="48"/>
               </w:rPr>
             </m:ctrlPr>
-          </m:sSubSupPr>
+          </m:sSupPr>
           <m:e>
             <m:r>
               <w:rPr>
                 <w:rFonts w:ascii="Cambria Math" w:hAnsi="Cambria Math"/>
-                <w:sz w:val="52"/>
-                <w:szCs w:val="52"/>
+                <w:sz w:val="48"/>
+                <w:szCs w:val="48"/>
               </w:rPr>
-              <m:t>j</m:t>
+              <m:t>g</m:t>
             </m:r>
           </m:e>
-          <m:sub>
+          <m:sup>
             <m:r>
               <w:rPr>
                 <w:rFonts w:ascii="Cambria Math" w:hAnsi="Cambria Math"/>
-                <w:sz w:val="52"/>
-                <w:szCs w:val="52"/>
+                <w:sz w:val="48"/>
+                <w:szCs w:val="48"/>
+                <w:lang w:val="de-DE"/>
               </w:rPr>
-              <m:t>j</m:t>
+              <m:t>[l]</m:t>
             </m:r>
-          </m:sub>
-          <m:sup>
-            <m:d>
-              <m:dPr>
-                <m:begChr m:val="["/>
-                <m:endChr m:val="]"/>
-                <m:ctrlPr>
-                  <w:rPr>
-                    <w:rFonts w:ascii="Cambria Math" w:hAnsi="Cambria Math"/>
-                    <w:i/>
-                    <w:sz w:val="52"/>
-                    <w:szCs w:val="52"/>
-                  </w:rPr>
-                </m:ctrlPr>
-              </m:dPr>
-              <m:e>
-                <m:r>
-                  <w:rPr>
-                    <w:rFonts w:ascii="Cambria Math" w:hAnsi="Cambria Math"/>
-                    <w:sz w:val="52"/>
-                    <w:szCs w:val="52"/>
-                  </w:rPr>
-                  <m:t>l</m:t>
-                </m:r>
-              </m:e>
-            </m:d>
           </m:sup>
-        </m:sSubSup>
+        </m:sSup>
         <m:r>
           <w:rPr>
             <w:rFonts w:ascii="Cambria Math" w:eastAsiaTheme="minorEastAsia" w:hAnsi="Cambria Math"/>
-            <w:sz w:val="36"/>
-            <w:szCs w:val="36"/>
+            <w:sz w:val="48"/>
+            <w:szCs w:val="48"/>
           </w:rPr>
           <m:t xml:space="preserve"> </m:t>
         </m:r>
@@ -1631,78 +1596,52 @@
               <w:rPr>
                 <w:rFonts w:ascii="Cambria Math" w:eastAsiaTheme="minorEastAsia" w:hAnsi="Cambria Math"/>
                 <w:i/>
-                <w:sz w:val="36"/>
-                <w:szCs w:val="36"/>
+                <w:sz w:val="48"/>
+                <w:szCs w:val="48"/>
               </w:rPr>
             </m:ctrlPr>
           </m:dPr>
           <m:e>
-            <m:sSubSup>
-              <m:sSubSupPr>
+            <m:sSup>
+              <m:sSupPr>
                 <m:ctrlPr>
                   <w:rPr>
-                    <w:rFonts w:ascii="Cambria Math" w:hAnsi="Cambria Math"/>
+                    <w:rFonts w:ascii="Cambria Math" w:eastAsiaTheme="minorEastAsia" w:hAnsi="Cambria Math"/>
                     <w:i/>
-                    <w:sz w:val="52"/>
-                    <w:szCs w:val="52"/>
+                    <w:sz w:val="48"/>
+                    <w:szCs w:val="48"/>
                   </w:rPr>
                 </m:ctrlPr>
-              </m:sSubSupPr>
+              </m:sSupPr>
               <m:e>
                 <m:r>
                   <w:rPr>
-                    <w:rFonts w:ascii="Cambria Math" w:hAnsi="Cambria Math"/>
-                    <w:sz w:val="52"/>
-                    <w:szCs w:val="52"/>
+                    <w:rFonts w:ascii="Cambria Math" w:eastAsiaTheme="minorEastAsia" w:hAnsi="Cambria Math"/>
+                    <w:sz w:val="48"/>
+                    <w:szCs w:val="48"/>
                   </w:rPr>
-                  <m:t>z</m:t>
+                  <m:t>Z</m:t>
                 </m:r>
               </m:e>
-              <m:sub>
+              <m:sup>
                 <m:r>
                   <w:rPr>
-                    <w:rFonts w:ascii="Cambria Math" w:hAnsi="Cambria Math"/>
-                    <w:sz w:val="52"/>
-                    <w:szCs w:val="52"/>
+                    <w:rFonts w:ascii="Cambria Math" w:eastAsiaTheme="minorEastAsia" w:hAnsi="Cambria Math"/>
+                    <w:sz w:val="48"/>
+                    <w:szCs w:val="48"/>
                   </w:rPr>
-                  <m:t>j,i</m:t>
+                  <m:t>[l]</m:t>
                 </m:r>
-              </m:sub>
-              <m:sup>
-                <m:d>
-                  <m:dPr>
-                    <m:begChr m:val="["/>
-                    <m:endChr m:val="]"/>
-                    <m:ctrlPr>
-                      <w:rPr>
-                        <w:rFonts w:ascii="Cambria Math" w:hAnsi="Cambria Math"/>
-                        <w:i/>
-                        <w:sz w:val="52"/>
-                        <w:szCs w:val="52"/>
-                      </w:rPr>
-                    </m:ctrlPr>
-                  </m:dPr>
-                  <m:e>
-                    <m:r>
-                      <w:rPr>
-                        <w:rFonts w:ascii="Cambria Math" w:hAnsi="Cambria Math"/>
-                        <w:sz w:val="52"/>
-                        <w:szCs w:val="52"/>
-                      </w:rPr>
-                      <m:t>l</m:t>
-                    </m:r>
-                  </m:e>
-                </m:d>
               </m:sup>
-            </m:sSubSup>
+            </m:sSup>
           </m:e>
         </m:d>
       </m:oMath>
       <w:r>
         <w:rPr>
           <w:rFonts w:eastAsiaTheme="minorEastAsia"/>
-          <w:sz w:val="44"/>
-          <w:szCs w:val="44"/>
+          <w:sz w:val="48"/>
+          <w:szCs w:val="48"/>
         </w:rPr>
         <w:t xml:space="preserve"> </w:t>
       </w:r>
@@ -2484,7 +2423,171 @@
                           <w:sz w:val="52"/>
                           <w:szCs w:val="52"/>
                         </w:rPr>
+                        <m:t>1,i</m:t>
+                      </m:r>
+                    </m:sub>
+                    <m:sup>
+                      <m:d>
+                        <m:dPr>
+                          <m:begChr m:val="["/>
+                          <m:endChr m:val="]"/>
+                          <m:ctrlPr>
+                            <w:rPr>
+                              <w:rFonts w:ascii="Cambria Math" w:hAnsi="Cambria Math"/>
+                              <w:i/>
+                              <w:sz w:val="52"/>
+                              <w:szCs w:val="52"/>
+                            </w:rPr>
+                          </m:ctrlPr>
+                        </m:dPr>
+                        <m:e>
+                          <m:r>
+                            <w:rPr>
+                              <w:rFonts w:ascii="Cambria Math" w:hAnsi="Cambria Math"/>
+                              <w:sz w:val="52"/>
+                              <w:szCs w:val="52"/>
+                            </w:rPr>
+                            <m:t>l</m:t>
+                          </m:r>
+                        </m:e>
+                      </m:d>
+                    </m:sup>
+                  </m:sSubSup>
+                  <m:r>
+                    <w:rPr>
+                      <w:rFonts w:ascii="Cambria Math" w:hAnsi="Cambria Math"/>
+                      <w:sz w:val="52"/>
+                      <w:szCs w:val="52"/>
+                    </w:rPr>
+                    <m:t xml:space="preserve">, …, </m:t>
+                  </m:r>
+                  <m:sSubSup>
+                    <m:sSubSupPr>
+                      <m:ctrlPr>
+                        <w:rPr>
+                          <w:rFonts w:ascii="Cambria Math" w:hAnsi="Cambria Math"/>
+                          <w:i/>
+                          <w:sz w:val="52"/>
+                          <w:szCs w:val="52"/>
+                        </w:rPr>
+                      </m:ctrlPr>
+                    </m:sSubSupPr>
+                    <m:e>
+                      <m:r>
+                        <w:rPr>
+                          <w:rFonts w:ascii="Cambria Math" w:hAnsi="Cambria Math"/>
+                          <w:sz w:val="52"/>
+                          <w:szCs w:val="52"/>
+                        </w:rPr>
+                        <m:t>z</m:t>
+                      </m:r>
+                    </m:e>
+                    <m:sub>
+                      <m:r>
+                        <w:rPr>
+                          <w:rFonts w:ascii="Cambria Math" w:hAnsi="Cambria Math"/>
+                          <w:sz w:val="52"/>
+                          <w:szCs w:val="52"/>
+                        </w:rPr>
                         <m:t>j,i</m:t>
+                      </m:r>
+                    </m:sub>
+                    <m:sup>
+                      <m:d>
+                        <m:dPr>
+                          <m:begChr m:val="["/>
+                          <m:endChr m:val="]"/>
+                          <m:ctrlPr>
+                            <w:rPr>
+                              <w:rFonts w:ascii="Cambria Math" w:hAnsi="Cambria Math"/>
+                              <w:i/>
+                              <w:sz w:val="52"/>
+                              <w:szCs w:val="52"/>
+                            </w:rPr>
+                          </m:ctrlPr>
+                        </m:dPr>
+                        <m:e>
+                          <m:r>
+                            <w:rPr>
+                              <w:rFonts w:ascii="Cambria Math" w:hAnsi="Cambria Math"/>
+                              <w:sz w:val="52"/>
+                              <w:szCs w:val="52"/>
+                            </w:rPr>
+                            <m:t>l</m:t>
+                          </m:r>
+                        </m:e>
+                      </m:d>
+                    </m:sup>
+                  </m:sSubSup>
+                  <m:r>
+                    <w:rPr>
+                      <w:rFonts w:ascii="Cambria Math" w:hAnsi="Cambria Math"/>
+                      <w:sz w:val="52"/>
+                      <w:szCs w:val="52"/>
+                    </w:rPr>
+                    <m:t xml:space="preserve">, …, </m:t>
+                  </m:r>
+                  <m:sSubSup>
+                    <m:sSubSupPr>
+                      <m:ctrlPr>
+                        <w:rPr>
+                          <w:rFonts w:ascii="Cambria Math" w:hAnsi="Cambria Math"/>
+                          <w:i/>
+                          <w:sz w:val="52"/>
+                          <w:szCs w:val="52"/>
+                        </w:rPr>
+                      </m:ctrlPr>
+                    </m:sSubSupPr>
+                    <m:e>
+                      <m:r>
+                        <w:rPr>
+                          <w:rFonts w:ascii="Cambria Math" w:hAnsi="Cambria Math"/>
+                          <w:sz w:val="52"/>
+                          <w:szCs w:val="52"/>
+                        </w:rPr>
+                        <m:t>z</m:t>
+                      </m:r>
+                    </m:e>
+                    <m:sub>
+                      <m:sSup>
+                        <m:sSupPr>
+                          <m:ctrlPr>
+                            <w:rPr>
+                              <w:rFonts w:ascii="Cambria Math" w:hAnsi="Cambria Math"/>
+                              <w:i/>
+                              <w:sz w:val="52"/>
+                              <w:szCs w:val="52"/>
+                            </w:rPr>
+                          </m:ctrlPr>
+                        </m:sSupPr>
+                        <m:e>
+                          <m:r>
+                            <w:rPr>
+                              <w:rFonts w:ascii="Cambria Math" w:hAnsi="Cambria Math"/>
+                              <w:sz w:val="52"/>
+                              <w:szCs w:val="52"/>
+                            </w:rPr>
+                            <m:t>n</m:t>
+                          </m:r>
+                        </m:e>
+                        <m:sup>
+                          <m:r>
+                            <w:rPr>
+                              <w:rFonts w:ascii="Cambria Math" w:hAnsi="Cambria Math"/>
+                              <w:sz w:val="52"/>
+                              <w:szCs w:val="52"/>
+                            </w:rPr>
+                            <m:t>[l]</m:t>
+                          </m:r>
+                        </m:sup>
+                      </m:sSup>
+                      <m:r>
+                        <w:rPr>
+                          <w:rFonts w:ascii="Cambria Math" w:hAnsi="Cambria Math"/>
+                          <w:sz w:val="52"/>
+                          <w:szCs w:val="52"/>
+                        </w:rPr>
+                        <m:t>,i</m:t>
                       </m:r>
                     </m:sub>
                     <m:sup>
@@ -3564,7 +3667,171 @@
                       <w:sz w:val="52"/>
                       <w:szCs w:val="52"/>
                     </w:rPr>
+                    <m:t>1,i</m:t>
+                  </m:r>
+                </m:sub>
+                <m:sup>
+                  <m:d>
+                    <m:dPr>
+                      <m:begChr m:val="["/>
+                      <m:endChr m:val="]"/>
+                      <m:ctrlPr>
+                        <w:rPr>
+                          <w:rFonts w:ascii="Cambria Math" w:hAnsi="Cambria Math"/>
+                          <w:i/>
+                          <w:sz w:val="52"/>
+                          <w:szCs w:val="52"/>
+                        </w:rPr>
+                      </m:ctrlPr>
+                    </m:dPr>
+                    <m:e>
+                      <m:r>
+                        <w:rPr>
+                          <w:rFonts w:ascii="Cambria Math" w:hAnsi="Cambria Math"/>
+                          <w:sz w:val="52"/>
+                          <w:szCs w:val="52"/>
+                        </w:rPr>
+                        <m:t>L</m:t>
+                      </m:r>
+                    </m:e>
+                  </m:d>
+                </m:sup>
+              </m:sSubSup>
+              <m:r>
+                <w:rPr>
+                  <w:rFonts w:ascii="Cambria Math" w:hAnsi="Cambria Math"/>
+                  <w:sz w:val="52"/>
+                  <w:szCs w:val="52"/>
+                </w:rPr>
+                <m:t xml:space="preserve">, …, </m:t>
+              </m:r>
+              <m:sSubSup>
+                <m:sSubSupPr>
+                  <m:ctrlPr>
+                    <w:rPr>
+                      <w:rFonts w:ascii="Cambria Math" w:hAnsi="Cambria Math"/>
+                      <w:i/>
+                      <w:sz w:val="52"/>
+                      <w:szCs w:val="52"/>
+                    </w:rPr>
+                  </m:ctrlPr>
+                </m:sSubSupPr>
+                <m:e>
+                  <m:r>
+                    <w:rPr>
+                      <w:rFonts w:ascii="Cambria Math" w:hAnsi="Cambria Math"/>
+                      <w:sz w:val="52"/>
+                      <w:szCs w:val="52"/>
+                    </w:rPr>
+                    <m:t>z</m:t>
+                  </m:r>
+                </m:e>
+                <m:sub>
+                  <m:r>
+                    <w:rPr>
+                      <w:rFonts w:ascii="Cambria Math" w:hAnsi="Cambria Math"/>
+                      <w:sz w:val="52"/>
+                      <w:szCs w:val="52"/>
+                    </w:rPr>
                     <m:t>j,i</m:t>
+                  </m:r>
+                </m:sub>
+                <m:sup>
+                  <m:d>
+                    <m:dPr>
+                      <m:begChr m:val="["/>
+                      <m:endChr m:val="]"/>
+                      <m:ctrlPr>
+                        <w:rPr>
+                          <w:rFonts w:ascii="Cambria Math" w:hAnsi="Cambria Math"/>
+                          <w:i/>
+                          <w:sz w:val="52"/>
+                          <w:szCs w:val="52"/>
+                        </w:rPr>
+                      </m:ctrlPr>
+                    </m:dPr>
+                    <m:e>
+                      <m:r>
+                        <w:rPr>
+                          <w:rFonts w:ascii="Cambria Math" w:hAnsi="Cambria Math"/>
+                          <w:sz w:val="52"/>
+                          <w:szCs w:val="52"/>
+                        </w:rPr>
+                        <m:t>L</m:t>
+                      </m:r>
+                    </m:e>
+                  </m:d>
+                </m:sup>
+              </m:sSubSup>
+              <m:r>
+                <w:rPr>
+                  <w:rFonts w:ascii="Cambria Math" w:hAnsi="Cambria Math"/>
+                  <w:sz w:val="52"/>
+                  <w:szCs w:val="52"/>
+                </w:rPr>
+                <m:t xml:space="preserve">, …, </m:t>
+              </m:r>
+              <m:sSubSup>
+                <m:sSubSupPr>
+                  <m:ctrlPr>
+                    <w:rPr>
+                      <w:rFonts w:ascii="Cambria Math" w:hAnsi="Cambria Math"/>
+                      <w:i/>
+                      <w:sz w:val="52"/>
+                      <w:szCs w:val="52"/>
+                    </w:rPr>
+                  </m:ctrlPr>
+                </m:sSubSupPr>
+                <m:e>
+                  <m:r>
+                    <w:rPr>
+                      <w:rFonts w:ascii="Cambria Math" w:hAnsi="Cambria Math"/>
+                      <w:sz w:val="52"/>
+                      <w:szCs w:val="52"/>
+                    </w:rPr>
+                    <m:t>z</m:t>
+                  </m:r>
+                </m:e>
+                <m:sub>
+                  <m:r>
+                    <w:rPr>
+                      <w:rFonts w:ascii="Cambria Math" w:hAnsi="Cambria Math"/>
+                      <w:sz w:val="52"/>
+                      <w:szCs w:val="52"/>
+                    </w:rPr>
+                    <m:t>n</m:t>
+                  </m:r>
+                  <m:d>
+                    <m:dPr>
+                      <m:begChr m:val="["/>
+                      <m:endChr m:val="]"/>
+                      <m:ctrlPr>
+                        <w:rPr>
+                          <w:rFonts w:ascii="Cambria Math" w:hAnsi="Cambria Math"/>
+                          <w:i/>
+                          <w:sz w:val="52"/>
+                          <w:szCs w:val="52"/>
+                        </w:rPr>
+                      </m:ctrlPr>
+                    </m:dPr>
+                    <m:e>
+                      <m:r>
+                        <w:rPr>
+                          <w:rFonts w:ascii="Cambria Math" w:hAnsi="Cambria Math"/>
+                          <w:sz w:val="52"/>
+                          <w:szCs w:val="52"/>
+                        </w:rPr>
+                        <m:t>l</m:t>
+                      </m:r>
+                    </m:e>
+                  </m:d>
+                  <m:r>
+                    <w:rPr>
+                      <w:rFonts w:ascii="Cambria Math" w:hAnsi="Cambria Math"/>
+                      <w:sz w:val="52"/>
+                      <w:szCs w:val="52"/>
+                    </w:rPr>
+                    <m:t>,i</m:t>
                   </m:r>
                 </m:sub>
                 <m:sup>
@@ -8852,6 +9119,9 @@
             </m:den>
           </m:f>
           <m:r>
+            <m:rPr>
+              <m:sty m:val="p"/>
+            </m:rPr>
             <w:rPr>
               <w:rFonts w:ascii="Cambria Math" w:eastAsiaTheme="minorEastAsia" w:hAnsi="Cambria Math"/>
               <w:sz w:val="36"/>
@@ -9156,6 +9426,9 @@
             </m:den>
           </m:f>
           <m:r>
+            <m:rPr>
+              <m:sty m:val="p"/>
+            </m:rPr>
             <w:rPr>
               <w:rFonts w:ascii="Cambria Math" w:eastAsiaTheme="minorEastAsia" w:hAnsi="Cambria Math"/>
               <w:sz w:val="36"/>
@@ -9511,6 +9784,9 @@
             </m:den>
           </m:f>
           <m:r>
+            <m:rPr>
+              <m:sty m:val="p"/>
+            </m:rPr>
             <w:rPr>
               <w:rFonts w:ascii="Cambria Math" w:eastAsiaTheme="minorEastAsia" w:hAnsi="Cambria Math"/>
               <w:sz w:val="36"/>
@@ -11489,25 +11765,7 @@
               <w:sz w:val="36"/>
               <w:szCs w:val="36"/>
             </w:rPr>
-            <m:t xml:space="preserve">            </m:t>
-          </m:r>
-          <m:r>
-            <w:rPr>
-              <w:rStyle w:val="mrel"/>
-              <w:rFonts w:ascii="Cambria Math" w:hAnsi="Cambria Math"/>
-              <w:sz w:val="36"/>
-              <w:szCs w:val="36"/>
-            </w:rPr>
-            <m:t xml:space="preserve">  </m:t>
-          </m:r>
-          <m:r>
-            <w:rPr>
-              <w:rStyle w:val="mrel"/>
-              <w:rFonts w:ascii="Cambria Math" w:hAnsi="Cambria Math"/>
-              <w:sz w:val="36"/>
-              <w:szCs w:val="36"/>
-            </w:rPr>
-            <m:t>=</m:t>
+            <m:t xml:space="preserve">              =</m:t>
           </m:r>
           <m:f>
             <m:fPr>
@@ -11894,16 +12152,7 @@
               <w:sz w:val="36"/>
               <w:szCs w:val="36"/>
             </w:rPr>
-            <m:t xml:space="preserve"> </m:t>
-          </m:r>
-          <m:r>
-            <w:rPr>
-              <w:rStyle w:val="mord"/>
-              <w:rFonts w:ascii="Cambria Math" w:eastAsiaTheme="minorEastAsia" w:hAnsi="Cambria Math"/>
-              <w:sz w:val="36"/>
-              <w:szCs w:val="36"/>
-            </w:rPr>
-            <m:t xml:space="preserve">= </m:t>
+            <m:t xml:space="preserve"> = </m:t>
           </m:r>
           <m:f>
             <m:fPr>
@@ -12217,43 +12466,7 @@
               <w:sz w:val="36"/>
               <w:szCs w:val="36"/>
             </w:rPr>
-            <m:t xml:space="preserve">         </m:t>
-          </m:r>
-          <m:r>
-            <w:rPr>
-              <w:rStyle w:val="mrel"/>
-              <w:rFonts w:ascii="Cambria Math" w:hAnsi="Cambria Math"/>
-              <w:sz w:val="36"/>
-              <w:szCs w:val="36"/>
-            </w:rPr>
-            <m:t xml:space="preserve">  </m:t>
-          </m:r>
-          <m:r>
-            <w:rPr>
-              <w:rStyle w:val="mrel"/>
-              <w:rFonts w:ascii="Cambria Math" w:hAnsi="Cambria Math"/>
-              <w:sz w:val="36"/>
-              <w:szCs w:val="36"/>
-            </w:rPr>
-            <m:t xml:space="preserve"> </m:t>
-          </m:r>
-          <m:r>
-            <w:rPr>
-              <w:rStyle w:val="mrel"/>
-              <w:rFonts w:ascii="Cambria Math" w:hAnsi="Cambria Math"/>
-              <w:sz w:val="36"/>
-              <w:szCs w:val="36"/>
-            </w:rPr>
-            <m:t xml:space="preserve">  </m:t>
-          </m:r>
-          <m:r>
-            <w:rPr>
-              <w:rStyle w:val="mrel"/>
-              <w:rFonts w:ascii="Cambria Math" w:hAnsi="Cambria Math"/>
-              <w:sz w:val="36"/>
-              <w:szCs w:val="36"/>
-            </w:rPr>
-            <m:t>=</m:t>
+            <m:t xml:space="preserve">              =</m:t>
           </m:r>
           <m:nary>
             <m:naryPr>

--- a/articles/DFNN/FFNN.docx
+++ b/articles/DFNN/FFNN.docx
@@ -1511,23 +1511,7 @@
                 <w:sz w:val="48"/>
                 <w:szCs w:val="48"/>
               </w:rPr>
-              <m:t xml:space="preserve">                   </m:t>
-            </m:r>
-            <m:r>
-              <w:rPr>
-                <w:rFonts w:ascii="Cambria Math" w:hAnsi="Cambria Math"/>
-                <w:sz w:val="48"/>
-                <w:szCs w:val="48"/>
-              </w:rPr>
-              <m:t xml:space="preserve"> </m:t>
-            </m:r>
-            <m:r>
-              <w:rPr>
-                <w:rFonts w:ascii="Cambria Math" w:hAnsi="Cambria Math"/>
-                <w:sz w:val="48"/>
-                <w:szCs w:val="48"/>
-              </w:rPr>
-              <m:t>A</m:t>
+              <m:t xml:space="preserve">                    A</m:t>
             </m:r>
           </m:e>
           <m:sup>
@@ -1576,9 +1560,25 @@
                 <w:rFonts w:ascii="Cambria Math" w:hAnsi="Cambria Math"/>
                 <w:sz w:val="48"/>
                 <w:szCs w:val="48"/>
+              </w:rPr>
+              <m:t>[</m:t>
+            </m:r>
+            <m:r>
+              <w:rPr>
+                <w:rFonts w:ascii="Cambria Math" w:hAnsi="Cambria Math"/>
+                <w:sz w:val="48"/>
+                <w:szCs w:val="48"/>
                 <w:lang w:val="de-DE"/>
               </w:rPr>
-              <m:t>[l]</m:t>
+              <m:t>l</m:t>
+            </m:r>
+            <m:r>
+              <w:rPr>
+                <w:rFonts w:ascii="Cambria Math" w:hAnsi="Cambria Math"/>
+                <w:sz w:val="48"/>
+                <w:szCs w:val="48"/>
+              </w:rPr>
+              <m:t>]</m:t>
             </m:r>
           </m:sup>
         </m:sSup>
@@ -3948,11 +3948,19 @@
                   </m:r>
                 </m:e>
                 <m:sup>
+                  <m:r>
+                    <w:rPr>
+                      <w:rFonts w:ascii="Cambria Math" w:eastAsiaTheme="minorEastAsia" w:hAnsi="Cambria Math"/>
+                      <w:sz w:val="52"/>
+                      <w:szCs w:val="52"/>
+                    </w:rPr>
+                    <m:t>-(</m:t>
+                  </m:r>
                   <m:sSubSup>
                     <m:sSubSupPr>
                       <m:ctrlPr>
                         <w:rPr>
-                          <w:rFonts w:ascii="Cambria Math" w:eastAsiaTheme="minorEastAsia" w:hAnsi="Cambria Math"/>
+                          <w:rFonts w:ascii="Cambria Math" w:hAnsi="Cambria Math"/>
                           <w:i/>
                           <w:sz w:val="52"/>
                           <w:szCs w:val="52"/>
@@ -3962,17 +3970,83 @@
                     <m:e>
                       <m:r>
                         <w:rPr>
-                          <w:rFonts w:ascii="Cambria Math" w:eastAsiaTheme="minorEastAsia" w:hAnsi="Cambria Math"/>
+                          <w:rFonts w:ascii="Cambria Math" w:hAnsi="Cambria Math"/>
                           <w:sz w:val="52"/>
                           <w:szCs w:val="52"/>
                         </w:rPr>
-                        <m:t>-z</m:t>
+                        <m:t>z</m:t>
                       </m:r>
                     </m:e>
                     <m:sub>
                       <m:r>
                         <w:rPr>
-                          <w:rFonts w:ascii="Cambria Math" w:eastAsiaTheme="minorEastAsia" w:hAnsi="Cambria Math"/>
+                          <w:rFonts w:ascii="Cambria Math" w:hAnsi="Cambria Math"/>
+                          <w:sz w:val="52"/>
+                          <w:szCs w:val="52"/>
+                        </w:rPr>
+                        <m:t>1,i</m:t>
+                      </m:r>
+                    </m:sub>
+                    <m:sup>
+                      <m:d>
+                        <m:dPr>
+                          <m:begChr m:val="["/>
+                          <m:endChr m:val="]"/>
+                          <m:ctrlPr>
+                            <w:rPr>
+                              <w:rFonts w:ascii="Cambria Math" w:hAnsi="Cambria Math"/>
+                              <w:i/>
+                              <w:sz w:val="52"/>
+                              <w:szCs w:val="52"/>
+                            </w:rPr>
+                          </m:ctrlPr>
+                        </m:dPr>
+                        <m:e>
+                          <m:r>
+                            <w:rPr>
+                              <w:rFonts w:ascii="Cambria Math" w:hAnsi="Cambria Math"/>
+                              <w:sz w:val="52"/>
+                              <w:szCs w:val="52"/>
+                            </w:rPr>
+                            <m:t>L</m:t>
+                          </m:r>
+                        </m:e>
+                      </m:d>
+                    </m:sup>
+                  </m:sSubSup>
+                  <m:r>
+                    <w:rPr>
+                      <w:rFonts w:ascii="Cambria Math" w:hAnsi="Cambria Math"/>
+                      <w:sz w:val="52"/>
+                      <w:szCs w:val="52"/>
+                    </w:rPr>
+                    <m:t xml:space="preserve">, …, </m:t>
+                  </m:r>
+                  <m:sSubSup>
+                    <m:sSubSupPr>
+                      <m:ctrlPr>
+                        <w:rPr>
+                          <w:rFonts w:ascii="Cambria Math" w:hAnsi="Cambria Math"/>
+                          <w:i/>
+                          <w:sz w:val="52"/>
+                          <w:szCs w:val="52"/>
+                        </w:rPr>
+                      </m:ctrlPr>
+                    </m:sSubSupPr>
+                    <m:e>
+                      <m:r>
+                        <w:rPr>
+                          <w:rFonts w:ascii="Cambria Math" w:hAnsi="Cambria Math"/>
+                          <w:sz w:val="52"/>
+                          <w:szCs w:val="52"/>
+                        </w:rPr>
+                        <m:t>z</m:t>
+                      </m:r>
+                    </m:e>
+                    <m:sub>
+                      <m:r>
+                        <w:rPr>
+                          <w:rFonts w:ascii="Cambria Math" w:hAnsi="Cambria Math"/>
                           <w:sz w:val="52"/>
                           <w:szCs w:val="52"/>
                         </w:rPr>
@@ -3986,7 +4060,7 @@
                           <m:endChr m:val="]"/>
                           <m:ctrlPr>
                             <w:rPr>
-                              <w:rFonts w:ascii="Cambria Math" w:eastAsiaTheme="minorEastAsia" w:hAnsi="Cambria Math"/>
+                              <w:rFonts w:ascii="Cambria Math" w:hAnsi="Cambria Math"/>
                               <w:i/>
                               <w:sz w:val="52"/>
                               <w:szCs w:val="52"/>
@@ -3996,7 +4070,7 @@
                         <m:e>
                           <m:r>
                             <w:rPr>
-                              <w:rFonts w:ascii="Cambria Math" w:eastAsiaTheme="minorEastAsia" w:hAnsi="Cambria Math"/>
+                              <w:rFonts w:ascii="Cambria Math" w:hAnsi="Cambria Math"/>
                               <w:sz w:val="52"/>
                               <w:szCs w:val="52"/>
                             </w:rPr>
@@ -4006,6 +4080,112 @@
                       </m:d>
                     </m:sup>
                   </m:sSubSup>
+                  <m:r>
+                    <w:rPr>
+                      <w:rFonts w:ascii="Cambria Math" w:hAnsi="Cambria Math"/>
+                      <w:sz w:val="52"/>
+                      <w:szCs w:val="52"/>
+                    </w:rPr>
+                    <m:t xml:space="preserve">, …, </m:t>
+                  </m:r>
+                  <m:sSubSup>
+                    <m:sSubSupPr>
+                      <m:ctrlPr>
+                        <w:rPr>
+                          <w:rFonts w:ascii="Cambria Math" w:hAnsi="Cambria Math"/>
+                          <w:i/>
+                          <w:sz w:val="52"/>
+                          <w:szCs w:val="52"/>
+                        </w:rPr>
+                      </m:ctrlPr>
+                    </m:sSubSupPr>
+                    <m:e>
+                      <m:r>
+                        <w:rPr>
+                          <w:rFonts w:ascii="Cambria Math" w:hAnsi="Cambria Math"/>
+                          <w:sz w:val="52"/>
+                          <w:szCs w:val="52"/>
+                        </w:rPr>
+                        <m:t>z</m:t>
+                      </m:r>
+                    </m:e>
+                    <m:sub>
+                      <m:r>
+                        <w:rPr>
+                          <w:rFonts w:ascii="Cambria Math" w:hAnsi="Cambria Math"/>
+                          <w:sz w:val="52"/>
+                          <w:szCs w:val="52"/>
+                        </w:rPr>
+                        <m:t>n</m:t>
+                      </m:r>
+                      <m:d>
+                        <m:dPr>
+                          <m:begChr m:val="["/>
+                          <m:endChr m:val="]"/>
+                          <m:ctrlPr>
+                            <w:rPr>
+                              <w:rFonts w:ascii="Cambria Math" w:hAnsi="Cambria Math"/>
+                              <w:i/>
+                              <w:sz w:val="52"/>
+                              <w:szCs w:val="52"/>
+                            </w:rPr>
+                          </m:ctrlPr>
+                        </m:dPr>
+                        <m:e>
+                          <m:r>
+                            <w:rPr>
+                              <w:rFonts w:ascii="Cambria Math" w:hAnsi="Cambria Math"/>
+                              <w:sz w:val="52"/>
+                              <w:szCs w:val="52"/>
+                            </w:rPr>
+                            <m:t>l</m:t>
+                          </m:r>
+                        </m:e>
+                      </m:d>
+                      <m:r>
+                        <w:rPr>
+                          <w:rFonts w:ascii="Cambria Math" w:hAnsi="Cambria Math"/>
+                          <w:sz w:val="52"/>
+                          <w:szCs w:val="52"/>
+                        </w:rPr>
+                        <m:t>,i</m:t>
+                      </m:r>
+                    </m:sub>
+                    <m:sup>
+                      <m:d>
+                        <m:dPr>
+                          <m:begChr m:val="["/>
+                          <m:endChr m:val="]"/>
+                          <m:ctrlPr>
+                            <w:rPr>
+                              <w:rFonts w:ascii="Cambria Math" w:hAnsi="Cambria Math"/>
+                              <w:i/>
+                              <w:sz w:val="52"/>
+                              <w:szCs w:val="52"/>
+                            </w:rPr>
+                          </m:ctrlPr>
+                        </m:dPr>
+                        <m:e>
+                          <m:r>
+                            <w:rPr>
+                              <w:rFonts w:ascii="Cambria Math" w:hAnsi="Cambria Math"/>
+                              <w:sz w:val="52"/>
+                              <w:szCs w:val="52"/>
+                            </w:rPr>
+                            <m:t>L</m:t>
+                          </m:r>
+                        </m:e>
+                      </m:d>
+                    </m:sup>
+                  </m:sSubSup>
+                  <m:r>
+                    <w:rPr>
+                      <w:rFonts w:ascii="Cambria Math" w:eastAsiaTheme="minorEastAsia" w:hAnsi="Cambria Math"/>
+                      <w:sz w:val="52"/>
+                      <w:szCs w:val="52"/>
+                    </w:rPr>
+                    <m:t>)</m:t>
+                  </m:r>
                 </m:sup>
               </m:sSup>
             </m:den>
